--- a/Apuntes/Sprints/sprint backlog1.docx
+++ b/Apuntes/Sprints/sprint backlog1.docx
@@ -328,7 +328,11 @@
     <w:sdt>
       <w:sdtPr>
         <w:rPr>
-          <w:lang w:val="es-MX"/>
+          <w:rFonts w:ascii="Times New Roman" w:eastAsiaTheme="minorHAnsi" w:hAnsiTheme="minorHAnsi" w:cstheme="minorBidi"/>
+          <w:color w:val="auto"/>
+          <w:sz w:val="24"/>
+          <w:szCs w:val="24"/>
+          <w:lang w:val="es-MX" w:eastAsia="en-US"/>
         </w:rPr>
         <w:id w:val="563995831"/>
         <w:docPartObj>
@@ -338,13 +342,8 @@
       </w:sdtPr>
       <w:sdtEndPr>
         <w:rPr>
-          <w:rFonts w:ascii="Times New Roman" w:eastAsiaTheme="minorHAnsi" w:hAnsiTheme="minorHAnsi" w:cstheme="minorBidi"/>
           <w:b/>
           <w:bCs/>
-          <w:color w:val="auto"/>
-          <w:sz w:val="24"/>
-          <w:szCs w:val="24"/>
-          <w:lang w:eastAsia="en-US"/>
         </w:rPr>
       </w:sdtEndPr>
       <w:sdtContent>
@@ -2776,7 +2775,7 @@
           <w:lang w:val="es-AR"/>
         </w:rPr>
         <w:lastRenderedPageBreak/>
-        <w:t xml:space="preserve">2. Product Backlog </w:t>
+        <w:t xml:space="preserve">2. </w:t>
       </w:r>
       <w:proofErr w:type="spellStart"/>
       <w:r>
@@ -2785,10 +2784,18 @@
           <w:szCs w:val="36"/>
           <w:lang w:val="es-AR"/>
         </w:rPr>
-        <w:t>priorizado</w:t>
+        <w:t>Product</w:t>
+      </w:r>
+      <w:proofErr w:type="spellEnd"/>
+      <w:r>
+        <w:rPr>
+          <w:sz w:val="36"/>
+          <w:szCs w:val="36"/>
+          <w:lang w:val="es-AR"/>
+        </w:rPr>
+        <w:t xml:space="preserve"> Backlog priorizado</w:t>
       </w:r>
       <w:bookmarkEnd w:id="2"/>
-      <w:proofErr w:type="spellEnd"/>
     </w:p>
     <w:tbl>
       <w:tblPr>
@@ -4514,6 +4521,7 @@
               <w:rPr>
                 <w:sz w:val="22"/>
                 <w:szCs w:val="22"/>
+                <w:lang w:val="es-AR"/>
               </w:rPr>
             </w:pPr>
             <w:r>
@@ -4804,6 +4812,7 @@
               <w:rPr>
                 <w:sz w:val="22"/>
                 <w:szCs w:val="22"/>
+                <w:lang w:val="es-AR"/>
               </w:rPr>
             </w:pPr>
             <w:r>
@@ -9165,37 +9174,9 @@
           <w:lang w:val="es-AR"/>
         </w:rPr>
         <w:lastRenderedPageBreak/>
-        <w:t xml:space="preserve">4. </w:t>
-      </w:r>
-      <w:proofErr w:type="spellStart"/>
-      <w:r>
-        <w:rPr>
-          <w:sz w:val="36"/>
-          <w:szCs w:val="36"/>
-          <w:lang w:val="es-AR"/>
-        </w:rPr>
-        <w:t>Estimaciones</w:t>
-      </w:r>
-      <w:proofErr w:type="spellEnd"/>
-      <w:r>
-        <w:rPr>
-          <w:sz w:val="36"/>
-          <w:szCs w:val="36"/>
-          <w:lang w:val="es-AR"/>
-        </w:rPr>
-        <w:t xml:space="preserve"> de Valor y </w:t>
-      </w:r>
-      <w:proofErr w:type="spellStart"/>
-      <w:r>
-        <w:rPr>
-          <w:sz w:val="36"/>
-          <w:szCs w:val="36"/>
-          <w:lang w:val="es-AR"/>
-        </w:rPr>
-        <w:t>Esfuerzo</w:t>
+        <w:t>4. Estimaciones de Valor y Esfuerzo</w:t>
       </w:r>
       <w:bookmarkEnd w:id="4"/>
-      <w:proofErr w:type="spellEnd"/>
     </w:p>
     <w:p>
       <w:pPr>
@@ -9915,9 +9896,13 @@
           <w:b/>
           <w:sz w:val="28"/>
           <w:szCs w:val="28"/>
+          <w:lang w:val="es-AR"/>
         </w:rPr>
       </w:pPr>
       <w:r>
+        <w:rPr>
+          <w:lang w:val="es-AR"/>
+        </w:rPr>
         <w:br w:type="page"/>
       </w:r>
     </w:p>
@@ -18480,11 +18465,11 @@
         <w:tblLook w:val="0000" w:firstRow="0" w:lastRow="0" w:firstColumn="0" w:lastColumn="0" w:noHBand="0" w:noVBand="0"/>
       </w:tblPr>
       <w:tblGrid>
-        <w:gridCol w:w="1002"/>
+        <w:gridCol w:w="1446"/>
         <w:gridCol w:w="1353"/>
-        <w:gridCol w:w="5297"/>
-        <w:gridCol w:w="1480"/>
-        <w:gridCol w:w="1014"/>
+        <w:gridCol w:w="4911"/>
+        <w:gridCol w:w="1451"/>
+        <w:gridCol w:w="985"/>
         <w:gridCol w:w="994"/>
       </w:tblGrid>
       <w:tr>
@@ -18494,7 +18479,7 @@
         </w:trPr>
         <w:tc>
           <w:tcPr>
-            <w:tcW w:w="0" w:type="auto"/>
+            <w:tcW w:w="1446" w:type="dxa"/>
           </w:tcPr>
           <w:p>
             <w:r>
@@ -18504,7 +18489,7 @@
         </w:tc>
         <w:tc>
           <w:tcPr>
-            <w:tcW w:w="0" w:type="auto"/>
+            <w:tcW w:w="909" w:type="dxa"/>
           </w:tcPr>
           <w:p>
             <w:r>
@@ -19897,9 +19882,13 @@
           <w:b/>
           <w:sz w:val="36"/>
           <w:szCs w:val="36"/>
+          <w:lang w:val="es-AR"/>
         </w:rPr>
       </w:pPr>
       <w:r>
+        <w:rPr>
+          <w:lang w:val="es-AR"/>
+        </w:rPr>
         <w:br w:type="page"/>
       </w:r>
     </w:p>
@@ -23620,7 +23609,6 @@
         <w:rPr>
           <w:sz w:val="36"/>
           <w:szCs w:val="36"/>
-          <w:lang w:val="es-AR"/>
         </w:rPr>
       </w:pPr>
       <w:bookmarkStart w:id="23" w:name="_Toc237387372"/>
@@ -23628,46 +23616,9 @@
         <w:rPr>
           <w:sz w:val="36"/>
           <w:szCs w:val="36"/>
-          <w:lang w:val="es-AR"/>
         </w:rPr>
         <w:lastRenderedPageBreak/>
-        <w:t xml:space="preserve">7. </w:t>
-      </w:r>
-      <w:proofErr w:type="spellStart"/>
-      <w:r>
-        <w:rPr>
-          <w:sz w:val="36"/>
-          <w:szCs w:val="36"/>
-          <w:lang w:val="es-AR"/>
-        </w:rPr>
-        <w:t>Criterios</w:t>
-      </w:r>
-      <w:proofErr w:type="spellEnd"/>
-      <w:r>
-        <w:rPr>
-          <w:sz w:val="36"/>
-          <w:szCs w:val="36"/>
-          <w:lang w:val="es-AR"/>
-        </w:rPr>
-        <w:t xml:space="preserve"> </w:t>
-      </w:r>
-      <w:proofErr w:type="spellStart"/>
-      <w:r>
-        <w:rPr>
-          <w:sz w:val="36"/>
-          <w:szCs w:val="36"/>
-          <w:lang w:val="es-AR"/>
-        </w:rPr>
-        <w:t>generales</w:t>
-      </w:r>
-      <w:proofErr w:type="spellEnd"/>
-      <w:r>
-        <w:rPr>
-          <w:sz w:val="36"/>
-          <w:szCs w:val="36"/>
-          <w:lang w:val="es-AR"/>
-        </w:rPr>
-        <w:t xml:space="preserve"> del Sprint</w:t>
+        <w:t>7. Criterios generales del Sprint</w:t>
       </w:r>
       <w:bookmarkEnd w:id="23"/>
     </w:p>
@@ -24234,9 +24185,13 @@
           <w:b/>
           <w:sz w:val="36"/>
           <w:szCs w:val="36"/>
+          <w:lang w:val="es-AR"/>
         </w:rPr>
       </w:pPr>
       <w:r>
+        <w:rPr>
+          <w:lang w:val="es-AR"/>
+        </w:rPr>
         <w:br w:type="page"/>
       </w:r>
     </w:p>
@@ -24257,7 +24212,7 @@
           <w:lang w:val="es-AR"/>
         </w:rPr>
         <w:lastRenderedPageBreak/>
-        <w:t>8. Burndown Chart (</w:t>
+        <w:t xml:space="preserve">8. </w:t>
       </w:r>
       <w:proofErr w:type="spellStart"/>
       <w:r>
@@ -24266,7 +24221,7 @@
           <w:szCs w:val="36"/>
           <w:lang w:val="es-AR"/>
         </w:rPr>
-        <w:t>plantilla</w:t>
+        <w:t>Burndown</w:t>
       </w:r>
       <w:proofErr w:type="spellEnd"/>
       <w:r>
@@ -24275,7 +24230,7 @@
           <w:szCs w:val="36"/>
           <w:lang w:val="es-AR"/>
         </w:rPr>
-        <w:t>)</w:t>
+        <w:t xml:space="preserve"> Chart (plantilla)</w:t>
       </w:r>
       <w:bookmarkEnd w:id="26"/>
     </w:p>
@@ -24950,15 +24905,7 @@
             </w:r>
             <w:proofErr w:type="spellEnd"/>
             <w:r>
-              <w:t xml:space="preserve"> </w:t>
-            </w:r>
-            <w:proofErr w:type="spellStart"/>
-            <w:r>
-              <w:t>flujo</w:t>
-            </w:r>
-            <w:proofErr w:type="spellEnd"/>
-            <w:r>
-              <w:t xml:space="preserve"> de </w:t>
+              <w:t xml:space="preserve"> flujo de </w:t>
             </w:r>
             <w:proofErr w:type="spellStart"/>
             <w:r>
@@ -26624,6 +26571,7 @@
   <w:style w:type="character" w:default="1" w:styleId="Fuentedeprrafopredeter">
     <w:name w:val="Default Paragraph Font"/>
     <w:uiPriority w:val="1"/>
+    <w:semiHidden/>
     <w:unhideWhenUsed/>
   </w:style>
   <w:style w:type="table" w:default="1" w:styleId="Tablanormal">
